--- a/docs/paper/IEEE-submission-draft.docx
+++ b/docs/paper/IEEE-submission-draft.docx
@@ -18,6 +18,249 @@
         <w:t xml:space="preserve">Evidence, Not Commands: A Deterministic-First Multi-Agent Framework for Cross-Service Root Cause Analysis and Human-Governed Remediation in Financial Microservices</w:t>
       </w:r>
     </w:p>
+    <w:tbl>
+      <w:tblPr>
+        <w:tblW w:type="dxa" w:w="9360"/>
+        <w:tblBorders>
+          <w:top w:val="single" w:color="auto" w:sz="4"/>
+          <w:left w:val="single" w:color="auto" w:sz="4"/>
+          <w:bottom w:val="single" w:color="auto" w:sz="4"/>
+          <w:right w:val="single" w:color="auto" w:sz="4"/>
+          <w:insideH w:val="single" w:color="auto" w:sz="4"/>
+          <w:insideV w:val="single" w:color="auto" w:sz="4"/>
+        </w:tblBorders>
+      </w:tblPr>
+      <w:tblGrid>
+        <w:gridCol w:w="9360"/>
+      </w:tblGrid>
+      <w:tr>
+        <w:tc>
+          <w:tcPr>
+            <w:tcW w:type="dxa" w:w="9360"/>
+            <w:shd w:fill="FFF4CE" w:val="clear"/>
+            <w:tcMar>
+              <w:top w:type="dxa" w:w="120"/>
+              <w:left w:type="dxa" w:w="160"/>
+              <w:bottom w:type="dxa" w:w="120"/>
+              <w:right w:type="dxa" w:w="160"/>
+            </w:tcMar>
+          </w:tcPr>
+          <w:p>
+            <w:pPr>
+              <w:spacing w:after="60"/>
+            </w:pPr>
+            <w:r>
+              <w:rPr>
+                <w:rFonts w:ascii="Times New Roman" w:cs="Times New Roman" w:eastAsia="Times New Roman" w:hAnsi="Times New Roman"/>
+                <w:i/>
+                <w:iCs/>
+                <w:color w:val="6B4E00"/>
+                <w:sz w:val="18"/>
+                <w:szCs w:val="18"/>
+              </w:rPr>
+              <w:t xml:space="preserve">AUTHOR BLOCK</w:t>
+            </w:r>
+          </w:p>
+          <w:p>
+            <w:pPr>
+              <w:spacing w:after="60"/>
+            </w:pPr>
+            <w:r>
+              <w:rPr>
+                <w:rFonts w:ascii="Times New Roman" w:cs="Times New Roman" w:eastAsia="Times New Roman" w:hAnsi="Times New Roman"/>
+                <w:i/>
+                <w:iCs/>
+                <w:color w:val="6B4E00"/>
+                <w:sz w:val="18"/>
+                <w:szCs w:val="18"/>
+              </w:rPr>
+              <w:t xml:space="preserve">IEEE conference template: paste each author into its own cell of the</w:t>
+            </w:r>
+          </w:p>
+          <w:p>
+            <w:pPr>
+              <w:spacing w:after="60"/>
+            </w:pPr>
+            <w:r>
+              <w:rPr>
+                <w:rFonts w:ascii="Times New Roman" w:cs="Times New Roman" w:eastAsia="Times New Roman" w:hAnsi="Times New Roman"/>
+                <w:i/>
+                <w:iCs/>
+                <w:color w:val="6B4E00"/>
+                <w:sz w:val="18"/>
+                <w:szCs w:val="18"/>
+              </w:rPr>
+              <w:t xml:space="preserve">author grid (3 across, wrapping to a second row for the 4th author).</w:t>
+            </w:r>
+          </w:p>
+          <w:p>
+            <w:pPr>
+              <w:spacing w:after="60"/>
+            </w:pPr>
+            <w:r>
+              <w:rPr>
+                <w:rFonts w:ascii="Times New Roman" w:cs="Times New Roman" w:eastAsia="Times New Roman" w:hAnsi="Times New Roman"/>
+                <w:i/>
+                <w:iCs/>
+                <w:color w:val="6B4E00"/>
+                <w:sz w:val="18"/>
+                <w:szCs w:val="18"/>
+              </w:rPr>
+              <w:t xml:space="preserve">IEEE journal template: run the names inline, affiliations as footnotes.</w:t>
+            </w:r>
+          </w:p>
+          <w:p>
+            <w:pPr>
+              <w:spacing w:after="60"/>
+            </w:pPr>
+            <w:r>
+              <w:rPr>
+                <w:rFonts w:ascii="Times New Roman" w:cs="Times New Roman" w:eastAsia="Times New Roman" w:hAnsi="Times New Roman"/>
+                <w:i/>
+                <w:iCs/>
+                <w:color w:val="6B4E00"/>
+                <w:sz w:val="18"/>
+                <w:szCs w:val="18"/>
+              </w:rPr>
+              <w:t xml:space="preserve">[AUTHOR] Fill in the six email addresses. Use institutional addresses -</w:t>
+            </w:r>
+          </w:p>
+          <w:p>
+            <w:pPr>
+              <w:spacing w:after="60"/>
+            </w:pPr>
+            <w:r>
+              <w:rPr>
+                <w:rFonts w:ascii="Times New Roman" w:cs="Times New Roman" w:eastAsia="Times New Roman" w:hAnsi="Times New Roman"/>
+                <w:i/>
+                <w:iCs/>
+                <w:color w:val="6B4E00"/>
+                <w:sz w:val="18"/>
+                <w:szCs w:val="18"/>
+              </w:rPr>
+              <w:t xml:space="preserve">IEEE prefers them, and a personal address on a submission looks unaffiliated.</w:t>
+            </w:r>
+          </w:p>
+          <w:p>
+            <w:pPr>
+              <w:spacing w:after="60"/>
+            </w:pPr>
+            <w:r>
+              <w:rPr>
+                <w:rFonts w:ascii="Times New Roman" w:cs="Times New Roman" w:eastAsia="Times New Roman" w:hAnsi="Times New Roman"/>
+                <w:i/>
+                <w:iCs/>
+                <w:color w:val="6B4E00"/>
+                <w:sz w:val="18"/>
+                <w:szCs w:val="18"/>
+              </w:rPr>
+              <w:t xml:space="preserve">[AUTHOR] Add ORCID iDs if you have them; they are optional but free to add</w:t>
+            </w:r>
+          </w:p>
+          <w:p>
+            <w:pPr>
+              <w:spacing w:after="60"/>
+            </w:pPr>
+            <w:r>
+              <w:rPr>
+                <w:rFonts w:ascii="Times New Roman" w:cs="Times New Roman" w:eastAsia="Times New Roman" w:hAnsi="Times New Roman"/>
+                <w:i/>
+                <w:iCs/>
+                <w:color w:val="6B4E00"/>
+                <w:sz w:val="18"/>
+                <w:szCs w:val="18"/>
+              </w:rPr>
+              <w:t xml:space="preserve">and increasingly expected.</w:t>
+            </w:r>
+          </w:p>
+          <w:p>
+            <w:pPr>
+              <w:spacing w:after="60"/>
+            </w:pPr>
+            <w:r>
+              <w:rPr>
+                <w:rFonts w:ascii="Times New Roman" w:cs="Times New Roman" w:eastAsia="Times New Roman" w:hAnsi="Times New Roman"/>
+                <w:i/>
+                <w:iCs/>
+                <w:color w:val="6B4E00"/>
+                <w:sz w:val="18"/>
+                <w:szCs w:val="18"/>
+              </w:rPr>
+              <w:t xml:space="preserve">[AUTHOR] Confirm the corresponding author. Convention is the supervisor or</w:t>
+            </w:r>
+          </w:p>
+          <w:p>
+            <w:pPr>
+              <w:spacing w:after="60"/>
+            </w:pPr>
+            <w:r>
+              <w:rPr>
+                <w:rFonts w:ascii="Times New Roman" w:cs="Times New Roman" w:eastAsia="Times New Roman" w:hAnsi="Times New Roman"/>
+                <w:i/>
+                <w:iCs/>
+                <w:color w:val="6B4E00"/>
+                <w:sz w:val="18"/>
+                <w:szCs w:val="18"/>
+              </w:rPr>
+              <w:t xml:space="preserve">the first author; only one is marked.</w:t>
+            </w:r>
+          </w:p>
+          <w:p>
+            <w:pPr>
+              <w:spacing w:after="60"/>
+            </w:pPr>
+            <w:r>
+              <w:rPr>
+                <w:rFonts w:ascii="Times New Roman" w:cs="Times New Roman" w:eastAsia="Times New Roman" w:hAnsi="Times New Roman"/>
+                <w:i/>
+                <w:iCs/>
+                <w:color w:val="6B4E00"/>
+                <w:sz w:val="18"/>
+                <w:szCs w:val="18"/>
+              </w:rPr>
+              <w:t xml:space="preserve">[AUTHOR] Confirm whether your department requires the "Guide:" line for</w:t>
+            </w:r>
+          </w:p>
+          <w:p>
+            <w:pPr>
+              <w:spacing w:after="60"/>
+            </w:pPr>
+            <w:r>
+              <w:rPr>
+                <w:rFonts w:ascii="Times New Roman" w:cs="Times New Roman" w:eastAsia="Times New Roman" w:hAnsi="Times New Roman"/>
+                <w:i/>
+                <w:iCs/>
+                <w:color w:val="6B4E00"/>
+                <w:sz w:val="18"/>
+                <w:szCs w:val="18"/>
+              </w:rPr>
+              <w:t xml:space="preserve">internal submission. IEEE has no such field - a contributing supervisor is</w:t>
+            </w:r>
+          </w:p>
+          <w:p>
+            <w:pPr>
+              <w:spacing w:after="0"/>
+            </w:pPr>
+            <w:r>
+              <w:rPr>
+                <w:rFonts w:ascii="Times New Roman" w:cs="Times New Roman" w:eastAsia="Times New Roman" w:hAnsi="Times New Roman"/>
+                <w:i/>
+                <w:iCs/>
+                <w:color w:val="6B4E00"/>
+                <w:sz w:val="18"/>
+                <w:szCs w:val="18"/>
+              </w:rPr>
+              <w:t xml:space="preserve">a co-author. Delete the line if you are submitting externally.</w:t>
+            </w:r>
+          </w:p>
+        </w:tc>
+      </w:tr>
+    </w:tbl>
+    <w:p>
+      <w:pPr>
+        <w:spacing w:after="120"/>
+      </w:pPr>
+    </w:p>
     <w:p>
       <w:pPr>
         <w:spacing w:after="120" w:line="259"/>
@@ -31,15 +274,25 @@
           <w:sz w:val="20"/>
           <w:szCs w:val="20"/>
         </w:rPr>
-        <w:t xml:space="preserve">Anushk Agrawal, Bhoomi Airen, Abhijay Krishnan</w:t>
-      </w:r>
-      <w:r>
-        <w:rPr>
-          <w:rFonts w:ascii="Times New Roman" w:cs="Times New Roman" w:eastAsia="Times New Roman" w:hAnsi="Times New Roman"/>
-          <w:sz w:val="20"/>
-          <w:szCs w:val="20"/>
-        </w:rPr>
-        <w:t xml:space="preserve"> Department of Computer Engineering, Mukesh Patel School of Technology Management &amp; Engineering, NMIMS, Mumbai, India</w:t>
+        <w:t xml:space="preserve">Anushk Agrawal</w:t>
+      </w:r>
+      <w:r>
+        <w:rPr>
+          <w:rFonts w:ascii="Times New Roman" w:cs="Times New Roman" w:eastAsia="Times New Roman" w:hAnsi="Times New Roman"/>
+          <w:sz w:val="20"/>
+          <w:szCs w:val="20"/>
+        </w:rPr>
+        <w:t xml:space="preserve"> Department of Computer Engineering Mukesh Patel School of Technology Management &amp; Engineering SVKM's Narsee Monjee Institute of Management Studies (NMIMS) Mumbai, Maharashtra, India </w:t>
+      </w:r>
+      <w:r>
+        <w:rPr>
+          <w:rFonts w:ascii="Times New Roman" w:cs="Times New Roman" w:eastAsia="Times New Roman" w:hAnsi="Times New Roman"/>
+          <w:i/>
+          <w:iCs/>
+          <w:sz w:val="20"/>
+          <w:szCs w:val="20"/>
+        </w:rPr>
+        <w:t xml:space="preserve">[AUTHOR: email]</w:t>
       </w:r>
     </w:p>
     <w:p>
@@ -55,15 +308,101 @@
           <w:sz w:val="20"/>
           <w:szCs w:val="20"/>
         </w:rPr>
-        <w:t xml:space="preserve">Guide:</w:t>
-      </w:r>
-      <w:r>
-        <w:rPr>
-          <w:rFonts w:ascii="Times New Roman" w:cs="Times New Roman" w:eastAsia="Times New Roman" w:hAnsi="Times New Roman"/>
-          <w:sz w:val="20"/>
-          <w:szCs w:val="20"/>
-        </w:rPr>
-        <w:t xml:space="preserve"> Prof. Shakila Shaikh, Department of Computer Engineering, MPSTME, NMIMS, Mumbai, India</w:t>
+        <w:t xml:space="preserve">Bhoomi Airen</w:t>
+      </w:r>
+      <w:r>
+        <w:rPr>
+          <w:rFonts w:ascii="Times New Roman" w:cs="Times New Roman" w:eastAsia="Times New Roman" w:hAnsi="Times New Roman"/>
+          <w:sz w:val="20"/>
+          <w:szCs w:val="20"/>
+        </w:rPr>
+        <w:t xml:space="preserve"> Department of Computer Engineering Mukesh Patel School of Technology Management &amp; Engineering SVKM's Narsee Monjee Institute of Management Studies (NMIMS) Mumbai, Maharashtra, India </w:t>
+      </w:r>
+      <w:r>
+        <w:rPr>
+          <w:rFonts w:ascii="Times New Roman" w:cs="Times New Roman" w:eastAsia="Times New Roman" w:hAnsi="Times New Roman"/>
+          <w:i/>
+          <w:iCs/>
+          <w:sz w:val="20"/>
+          <w:szCs w:val="20"/>
+        </w:rPr>
+        <w:t xml:space="preserve">[AUTHOR: email]</w:t>
+      </w:r>
+    </w:p>
+    <w:p>
+      <w:pPr>
+        <w:spacing w:after="120" w:line="259"/>
+        <w:jc w:val="both"/>
+      </w:pPr>
+      <w:r>
+        <w:rPr>
+          <w:rFonts w:ascii="Times New Roman" w:cs="Times New Roman" w:eastAsia="Times New Roman" w:hAnsi="Times New Roman"/>
+          <w:b/>
+          <w:bCs/>
+          <w:sz w:val="20"/>
+          <w:szCs w:val="20"/>
+        </w:rPr>
+        <w:t xml:space="preserve">Abhijay Krishnan</w:t>
+      </w:r>
+      <w:r>
+        <w:rPr>
+          <w:rFonts w:ascii="Times New Roman" w:cs="Times New Roman" w:eastAsia="Times New Roman" w:hAnsi="Times New Roman"/>
+          <w:sz w:val="20"/>
+          <w:szCs w:val="20"/>
+        </w:rPr>
+        <w:t xml:space="preserve"> Department of Computer Engineering Mukesh Patel School of Technology Management &amp; Engineering SVKM's Narsee Monjee Institute of Management Studies (NMIMS) Mumbai, Maharashtra, India </w:t>
+      </w:r>
+      <w:r>
+        <w:rPr>
+          <w:rFonts w:ascii="Times New Roman" w:cs="Times New Roman" w:eastAsia="Times New Roman" w:hAnsi="Times New Roman"/>
+          <w:i/>
+          <w:iCs/>
+          <w:sz w:val="20"/>
+          <w:szCs w:val="20"/>
+        </w:rPr>
+        <w:t xml:space="preserve">[AUTHOR: email]</w:t>
+      </w:r>
+    </w:p>
+    <w:p>
+      <w:pPr>
+        <w:spacing w:after="120" w:line="259"/>
+        <w:jc w:val="both"/>
+      </w:pPr>
+      <w:r>
+        <w:rPr>
+          <w:rFonts w:ascii="Times New Roman" w:cs="Times New Roman" w:eastAsia="Times New Roman" w:hAnsi="Times New Roman"/>
+          <w:b/>
+          <w:bCs/>
+          <w:sz w:val="20"/>
+          <w:szCs w:val="20"/>
+        </w:rPr>
+        <w:t xml:space="preserve">Shakila Shaikh</w:t>
+      </w:r>
+      <w:r>
+        <w:rPr>
+          <w:rFonts w:ascii="Times New Roman" w:cs="Times New Roman" w:eastAsia="Times New Roman" w:hAnsi="Times New Roman"/>
+          <w:sz w:val="20"/>
+          <w:szCs w:val="20"/>
+        </w:rPr>
+        <w:t xml:space="preserve"> Department of Computer Engineering Mukesh Patel School of Technology Management &amp; Engineering SVKM's Narsee Monjee Institute of Management Studies (NMIMS) Mumbai, Maharashtra, India </w:t>
+      </w:r>
+      <w:r>
+        <w:rPr>
+          <w:rFonts w:ascii="Times New Roman" w:cs="Times New Roman" w:eastAsia="Times New Roman" w:hAnsi="Times New Roman"/>
+          <w:i/>
+          <w:iCs/>
+          <w:sz w:val="20"/>
+          <w:szCs w:val="20"/>
+        </w:rPr>
+        <w:t xml:space="preserve">[AUTHOR: email]</w:t>
+      </w:r>
+      <w:r>
+        <w:rPr>
+          <w:rFonts w:ascii="Times New Roman" w:cs="Times New Roman" w:eastAsia="Times New Roman" w:hAnsi="Times New Roman"/>
+          <w:sz w:val="20"/>
+          <w:szCs w:val="20"/>
+        </w:rPr>
+        <w:t xml:space="preserve"> (corresponding author)</w:t>
       </w:r>
     </w:p>
     <w:p>
